--- a/Jupyter_Files/ML/Self Evaluation_ML.docx
+++ b/Jupyter_Files/ML/Self Evaluation_ML.docx
@@ -384,6 +384,39 @@
       <w:pPr>
         <w:pStyle w:val="Body"/>
       </w:pPr>
+      <w:r>
+        <w:tab/>
+      </w:r>
+      <w:r>
+        <w:t xml:space="preserve">import </w:t>
+      </w:r>
+      <w:proofErr w:type="spellStart"/>
+      <w:proofErr w:type="gramStart"/>
+      <w:r>
+        <w:rPr>
+          <w:b/>
+          <w:bCs/>
+        </w:rPr>
+        <w:t>sklearn.datasets</w:t>
+      </w:r>
+      <w:proofErr w:type="spellEnd"/>
+      <w:proofErr w:type="gramEnd"/>
+      <w:r>
+        <w:rPr>
+          <w:b/>
+          <w:bCs/>
+        </w:rPr>
+        <w:t xml:space="preserve"> as </w:t>
+      </w:r>
+      <w:proofErr w:type="spellStart"/>
+      <w:r>
+        <w:rPr>
+          <w:b/>
+          <w:bCs/>
+        </w:rPr>
+        <w:t>dtset</w:t>
+      </w:r>
+      <w:proofErr w:type="spellEnd"/>
     </w:p>
     <w:p>
       <w:pPr>
@@ -734,7 +767,6 @@
           <w:sz w:val="20"/>
           <w:szCs w:val="16"/>
         </w:rPr>
-        <w:lastRenderedPageBreak/>
         <w:t>Steps to Clean the Data:</w:t>
       </w:r>
     </w:p>
@@ -2798,6 +2830,7 @@
         <w:rPr>
           <w:lang w:val="en-US"/>
         </w:rPr>
+        <w:lastRenderedPageBreak/>
         <w:t>Module Testing</w:t>
       </w:r>
     </w:p>
